--- a/documentos-internos/plantillas/factura-mensual-paciente.docx
+++ b/documentos-internos/plantillas/factura-mensual-paciente.docx
@@ -1,6 +1,7 @@
 
 <file path=word/document.xml><?xml version="1.0" encoding="utf-8"?>
 <w:document xmlns:wpc="http://schemas.microsoft.com/office/word/2010/wordprocessingCanvas" xmlns:mo="http://schemas.microsoft.com/office/mac/office/2008/main" xmlns:mc="http://schemas.openxmlformats.org/markup-compatibility/2006" xmlns:mv="urn:schemas-microsoft-com:mac:vml" xmlns:o="urn:schemas-microsoft-com:office:office" xmlns:r="http://schemas.openxmlformats.org/officeDocument/2006/relationships" xmlns:m="http://schemas.openxmlformats.org/officeDocument/2006/math" xmlns:v="urn:schemas-microsoft-com:vml" xmlns:wp14="http://schemas.microsoft.com/office/word/2010/wordprocessingDrawing" xmlns:wp="http://schemas.openxmlformats.org/drawingml/2006/wordprocessingDrawing" xmlns:w10="urn:schemas-microsoft-com:office:word" xmlns:w="http://schemas.openxmlformats.org/wordprocessingml/2006/main" xmlns:w14="http://schemas.microsoft.com/office/word/2010/wordml" xmlns:wpg="http://schemas.microsoft.com/office/word/2010/wordprocessingGroup" xmlns:wpi="http://schemas.microsoft.com/office/word/2010/wordprocessingInk" xmlns:wne="http://schemas.microsoft.com/office/word/2006/wordml" xmlns:wps="http://schemas.microsoft.com/office/word/2010/wordprocessingShape" mc:Ignorable="w14 wp14">
+  <w:background w:color="F5EFE3"/>
   <w:body>
     <w:tbl>
       <w:tblPr>
@@ -25,10 +26,10 @@
               <w:right w:val="nil"/>
             </w:tcBorders>
             <w:tcMar>
-              <w:top w:w="240" w:type="dxa"/>
-              <w:bottom w:w="240" w:type="dxa"/>
-              <w:left w:w="340" w:type="dxa"/>
-              <w:right w:w="340" w:type="dxa"/>
+              <w:top w:w="150" w:type="dxa"/>
+              <w:bottom w:w="150" w:type="dxa"/>
+              <w:left w:w="320" w:type="dxa"/>
+              <w:right w:w="320" w:type="dxa"/>
             </w:tcMar>
             <w:vAlign w:val="center"/>
           </w:tcPr>
@@ -36,7 +37,7 @@
             <w:r>
               <w:drawing>
                 <wp:inline xmlns:a="http://schemas.openxmlformats.org/drawingml/2006/main" xmlns:pic="http://schemas.openxmlformats.org/drawingml/2006/picture">
-                  <wp:extent cx="720000" cy="432966"/>
+                  <wp:extent cx="612000" cy="368021"/>
                   <wp:docPr id="1" name="Picture 1"/>
                   <wp:cNvGraphicFramePr>
                     <a:graphicFrameLocks noChangeAspect="1"/>
@@ -57,7 +58,7 @@
                         <pic:spPr>
                           <a:xfrm>
                             <a:off x="0" y="0"/>
-                            <a:ext cx="720000" cy="432966"/>
+                            <a:ext cx="612000" cy="368021"/>
                           </a:xfrm>
                           <a:prstGeom prst="rect"/>
                         </pic:spPr>
@@ -70,7 +71,7 @@
           </w:p>
           <w:p>
             <w:pPr>
-              <w:spacing w:before="0" w:after="0" w:line="300" w:lineRule="auto"/>
+              <w:spacing w:before="0" w:after="0" w:line="276" w:lineRule="auto"/>
             </w:pPr>
             <w:r>
               <w:rPr>
@@ -78,7 +79,7 @@
                 <w:b/>
                 <w:i w:val="0"/>
                 <w:color w:val="C2A78B"/>
-                <w:sz w:val="18"/>
+                <w:sz w:val="17"/>
                 <w:spacing w:val="30"/>
               </w:rPr>
               <w:t>TWIM PROJECT</w:t>
@@ -86,7 +87,7 @@
           </w:p>
           <w:p>
             <w:pPr>
-              <w:spacing w:before="0" w:after="0" w:line="300" w:lineRule="auto"/>
+              <w:spacing w:before="0" w:after="0" w:line="276" w:lineRule="auto"/>
             </w:pPr>
             <w:r>
               <w:rPr>
@@ -94,7 +95,7 @@
                 <w:b w:val="0"/>
                 <w:i w:val="0"/>
                 <w:color w:val="FDFCFA"/>
-                <w:sz w:val="20"/>
+                <w:sz w:val="19"/>
               </w:rPr>
               <w:t>Daniel Orozco Abia · CV11515</w:t>
             </w:r>
@@ -111,15 +112,16 @@
               <w:right w:val="nil"/>
             </w:tcBorders>
             <w:tcMar>
-              <w:top w:w="240" w:type="dxa"/>
-              <w:bottom w:w="240" w:type="dxa"/>
-              <w:left w:w="340" w:type="dxa"/>
-              <w:right w:w="340" w:type="dxa"/>
+              <w:top w:w="150" w:type="dxa"/>
+              <w:bottom w:w="150" w:type="dxa"/>
+              <w:left w:w="320" w:type="dxa"/>
+              <w:right w:w="320" w:type="dxa"/>
             </w:tcMar>
             <w:vAlign w:val="center"/>
           </w:tcPr>
           <w:p>
             <w:pPr>
+              <w:spacing w:after="40"/>
               <w:jc w:val="right"/>
             </w:pPr>
             <w:r>
@@ -128,8 +130,8 @@
                 <w:b/>
                 <w:i w:val="0"/>
                 <w:color w:val="C2A78B"/>
-                <w:sz w:val="17"/>
-                <w:spacing w:val="14"/>
+                <w:sz w:val="16"/>
+                <w:spacing w:val="12"/>
               </w:rPr>
               <w:t xml:space="preserve">Nº FACTURA  </w:t>
             </w:r>
@@ -139,14 +141,14 @@
                 <w:b w:val="0"/>
                 <w:i w:val="0"/>
                 <w:color w:val="FDFCFA"/>
-                <w:sz w:val="21"/>
+                <w:sz w:val="20"/>
               </w:rPr>
               <w:t>{{NUMERO_FACTURA}}</w:t>
             </w:r>
           </w:p>
           <w:p>
             <w:pPr>
-              <w:spacing w:before="0" w:after="0" w:line="312" w:lineRule="auto"/>
+              <w:spacing w:before="0" w:after="0" w:line="288" w:lineRule="auto"/>
               <w:jc w:val="right"/>
             </w:pPr>
             <w:r>
@@ -155,8 +157,8 @@
                 <w:b/>
                 <w:i w:val="0"/>
                 <w:color w:val="C2A78B"/>
-                <w:sz w:val="17"/>
-                <w:spacing w:val="14"/>
+                <w:sz w:val="16"/>
+                <w:spacing w:val="12"/>
               </w:rPr>
               <w:t xml:space="preserve">FECHA DE EMISIÓN  </w:t>
             </w:r>
@@ -166,7 +168,7 @@
                 <w:b w:val="0"/>
                 <w:i w:val="0"/>
                 <w:color w:val="FDFCFA"/>
-                <w:sz w:val="21"/>
+                <w:sz w:val="20"/>
               </w:rPr>
               <w:t>{{FECHA_EMISION}}</w:t>
             </w:r>
@@ -193,16 +195,17 @@
               <w:left w:val="nil"/>
               <w:right w:val="nil"/>
             </w:tcBorders>
+            <w:shd w:val="clear" w:color="auto" w:fill="F5EFE3"/>
             <w:tcMar>
-              <w:top w:w="520" w:type="dxa"/>
-              <w:bottom w:w="400" w:type="dxa"/>
-              <w:left w:w="600" w:type="dxa"/>
-              <w:right w:w="600" w:type="dxa"/>
+              <w:top w:w="320" w:type="dxa"/>
+              <w:bottom w:w="260" w:type="dxa"/>
+              <w:left w:w="560" w:type="dxa"/>
+              <w:right w:w="560" w:type="dxa"/>
             </w:tcMar>
           </w:tcPr>
           <w:p>
             <w:pPr>
-              <w:spacing w:after="60"/>
+              <w:spacing w:after="40"/>
               <w:jc w:val="center"/>
             </w:pPr>
             <w:r>
@@ -211,14 +214,14 @@
                 <w:b/>
                 <w:i w:val="0"/>
                 <w:color w:val="173D30"/>
-                <w:sz w:val="42"/>
+                <w:sz w:val="36"/>
               </w:rPr>
               <w:t>FACTURA DE HONORARIOS</w:t>
             </w:r>
           </w:p>
           <w:p>
             <w:pPr>
-              <w:spacing w:before="0" w:after="200" w:line="312" w:lineRule="auto"/>
+              <w:spacing w:before="0" w:after="120" w:line="288" w:lineRule="auto"/>
               <w:jc w:val="center"/>
             </w:pPr>
             <w:r>
@@ -227,18 +230,28 @@
                 <w:b w:val="0"/>
                 <w:i w:val="0"/>
                 <w:color w:val="6B6258"/>
-                <w:sz w:val="21"/>
+                <w:sz w:val="20"/>
               </w:rPr>
               <w:t>{{MES}} · Honorarios por tratamiento psicológico</w:t>
             </w:r>
           </w:p>
           <w:p>
             <w:pPr>
-              <w:spacing w:before="40" w:after="280" w:line="312" w:lineRule="auto"/>
+              <w:spacing w:before="0" w:after="200" w:line="288" w:lineRule="auto"/>
               <w:pBdr>
-                <w:bottom w:val="single" w:sz="6" w:space="1" w:color="C2A78B"/>
+                <w:bottom w:val="single" w:sz="6" w:space="2" w:color="C2A78B"/>
               </w:pBdr>
             </w:pPr>
+            <w:r>
+              <w:rPr>
+                <w:rFonts w:ascii="Century Gothic" w:hAnsi="Century Gothic"/>
+                <w:b w:val="0"/>
+                <w:i w:val="0"/>
+                <w:color w:val="2B2420"/>
+                <w:sz w:val="4"/>
+              </w:rPr>
+              <w:t xml:space="preserve"> </w:t>
+            </w:r>
           </w:p>
           <w:tbl>
             <w:tblPr>
@@ -260,16 +273,17 @@
                     <w:left w:val="single" w:sz="6" w:space="0" w:color="C2A78B"/>
                     <w:right w:val="single" w:sz="6" w:space="0" w:color="C2A78B"/>
                   </w:tcBorders>
+                  <w:shd w:val="clear" w:color="auto" w:fill="FDFCFA"/>
                   <w:tcMar>
-                    <w:top w:w="160" w:type="dxa"/>
-                    <w:bottom w:w="160" w:type="dxa"/>
-                    <w:left w:w="200" w:type="dxa"/>
-                    <w:right w:w="200" w:type="dxa"/>
+                    <w:top w:w="110" w:type="dxa"/>
+                    <w:bottom w:w="110" w:type="dxa"/>
+                    <w:left w:w="160" w:type="dxa"/>
+                    <w:right w:w="160" w:type="dxa"/>
                   </w:tcMar>
                 </w:tcPr>
                 <w:p>
                   <w:pPr>
-                    <w:spacing w:after="120"/>
+                    <w:spacing w:after="80"/>
                   </w:pPr>
                   <w:r>
                     <w:rPr>
@@ -278,15 +292,15 @@
                       <w:i w:val="0"/>
                       <w:caps/>
                       <w:color w:val="173D30"/>
-                      <w:sz w:val="17"/>
-                      <w:spacing w:val="22"/>
+                      <w:sz w:val="16"/>
+                      <w:spacing w:val="20"/>
                     </w:rPr>
                     <w:t>Emisor (profesional)</w:t>
                   </w:r>
                 </w:p>
                 <w:p>
                   <w:pPr>
-                    <w:spacing w:before="0" w:after="60" w:line="312" w:lineRule="auto"/>
+                    <w:spacing w:before="0" w:after="40" w:line="288" w:lineRule="auto"/>
                   </w:pPr>
                   <w:r>
                     <w:rPr>
@@ -294,14 +308,14 @@
                       <w:b/>
                       <w:i w:val="0"/>
                       <w:color w:val="173D30"/>
-                      <w:sz w:val="24"/>
+                      <w:sz w:val="23"/>
                     </w:rPr>
                     <w:t>Daniel Orozco Abia</w:t>
                   </w:r>
                 </w:p>
                 <w:p>
                   <w:pPr>
-                    <w:spacing w:before="0" w:after="20" w:line="324" w:lineRule="auto"/>
+                    <w:spacing w:before="0" w:after="0" w:line="312" w:lineRule="auto"/>
                   </w:pPr>
                   <w:r>
                     <w:rPr>
@@ -309,14 +323,14 @@
                       <w:b w:val="0"/>
                       <w:i w:val="0"/>
                       <w:color w:val="2B2420"/>
-                      <w:sz w:val="19"/>
+                      <w:sz w:val="18"/>
                     </w:rPr>
                     <w:t>NIF: 48442701D</w:t>
                   </w:r>
                 </w:p>
                 <w:p>
                   <w:pPr>
-                    <w:spacing w:before="0" w:after="20" w:line="324" w:lineRule="auto"/>
+                    <w:spacing w:before="0" w:after="0" w:line="312" w:lineRule="auto"/>
                   </w:pPr>
                   <w:r>
                     <w:rPr>
@@ -324,14 +338,14 @@
                       <w:b w:val="0"/>
                       <w:i w:val="0"/>
                       <w:color w:val="2B2420"/>
-                      <w:sz w:val="19"/>
+                      <w:sz w:val="18"/>
                     </w:rPr>
                     <w:t>Psicólogo General Sanitario · Col. CV11515</w:t>
                   </w:r>
                 </w:p>
                 <w:p>
                   <w:pPr>
-                    <w:spacing w:before="0" w:after="20" w:line="324" w:lineRule="auto"/>
+                    <w:spacing w:before="0" w:after="0" w:line="312" w:lineRule="auto"/>
                   </w:pPr>
                   <w:r>
                     <w:rPr>
@@ -339,14 +353,14 @@
                       <w:b w:val="0"/>
                       <w:i w:val="0"/>
                       <w:color w:val="2B2420"/>
-                      <w:sz w:val="19"/>
+                      <w:sz w:val="18"/>
                     </w:rPr>
-                    <w:t>Calle Embajador Vich 3, 1B</w:t>
+                    <w:t>Calle Embajador Vich 3, 1B · 46002 Valencia · España</w:t>
                   </w:r>
                 </w:p>
                 <w:p>
                   <w:pPr>
-                    <w:spacing w:before="0" w:after="20" w:line="324" w:lineRule="auto"/>
+                    <w:spacing w:before="0" w:after="0" w:line="312" w:lineRule="auto"/>
                   </w:pPr>
                   <w:r>
                     <w:rPr>
@@ -354,39 +368,9 @@
                       <w:b w:val="0"/>
                       <w:i w:val="0"/>
                       <w:color w:val="2B2420"/>
-                      <w:sz w:val="19"/>
+                      <w:sz w:val="18"/>
                     </w:rPr>
-                    <w:t>46002 Valencia · España</w:t>
-                  </w:r>
-                </w:p>
-                <w:p>
-                  <w:pPr>
-                    <w:spacing w:before="0" w:after="20" w:line="324" w:lineRule="auto"/>
-                  </w:pPr>
-                  <w:r>
-                    <w:rPr>
-                      <w:rFonts w:ascii="Century Gothic" w:hAnsi="Century Gothic"/>
-                      <w:b w:val="0"/>
-                      <w:i w:val="0"/>
-                      <w:color w:val="2B2420"/>
-                      <w:sz w:val="19"/>
-                    </w:rPr>
-                    <w:t>Tel.: 625 231 297</w:t>
-                  </w:r>
-                </w:p>
-                <w:p>
-                  <w:pPr>
-                    <w:spacing w:before="0" w:after="20" w:line="324" w:lineRule="auto"/>
-                  </w:pPr>
-                  <w:r>
-                    <w:rPr>
-                      <w:rFonts w:ascii="Century Gothic" w:hAnsi="Century Gothic"/>
-                      <w:b w:val="0"/>
-                      <w:i w:val="0"/>
-                      <w:color w:val="2B2420"/>
-                      <w:sz w:val="19"/>
-                    </w:rPr>
-                    <w:t>equipo@theworldismindproject.com</w:t>
+                    <w:t>Tel.: 625 231 297 · danielorozco@twimproject.com</w:t>
                   </w:r>
                 </w:p>
               </w:tc>
@@ -399,16 +383,17 @@
                     <w:left w:val="single" w:sz="6" w:space="0" w:color="C2A78B"/>
                     <w:right w:val="single" w:sz="6" w:space="0" w:color="C2A78B"/>
                   </w:tcBorders>
+                  <w:shd w:val="clear" w:color="auto" w:fill="FDFCFA"/>
                   <w:tcMar>
-                    <w:top w:w="160" w:type="dxa"/>
-                    <w:bottom w:w="160" w:type="dxa"/>
-                    <w:left w:w="200" w:type="dxa"/>
-                    <w:right w:w="200" w:type="dxa"/>
+                    <w:top w:w="110" w:type="dxa"/>
+                    <w:bottom w:w="110" w:type="dxa"/>
+                    <w:left w:w="160" w:type="dxa"/>
+                    <w:right w:w="160" w:type="dxa"/>
                   </w:tcMar>
                 </w:tcPr>
                 <w:p>
                   <w:pPr>
-                    <w:spacing w:after="120"/>
+                    <w:spacing w:after="80"/>
                   </w:pPr>
                   <w:r>
                     <w:rPr>
@@ -417,15 +402,15 @@
                       <w:i w:val="0"/>
                       <w:caps/>
                       <w:color w:val="173D30"/>
-                      <w:sz w:val="17"/>
-                      <w:spacing w:val="22"/>
+                      <w:sz w:val="16"/>
+                      <w:spacing w:val="20"/>
                     </w:rPr>
                     <w:t>Receptor (paciente)</w:t>
                   </w:r>
                 </w:p>
                 <w:p>
                   <w:pPr>
-                    <w:spacing w:before="0" w:after="60" w:line="312" w:lineRule="auto"/>
+                    <w:spacing w:before="0" w:after="40" w:line="288" w:lineRule="auto"/>
                   </w:pPr>
                   <w:r>
                     <w:rPr>
@@ -433,14 +418,14 @@
                       <w:b/>
                       <w:i w:val="0"/>
                       <w:color w:val="173D30"/>
-                      <w:sz w:val="24"/>
+                      <w:sz w:val="23"/>
                     </w:rPr>
                     <w:t>{{NOMBRE_PACIENTE}}</w:t>
                   </w:r>
                 </w:p>
                 <w:p>
                   <w:pPr>
-                    <w:spacing w:before="0" w:after="20" w:line="324" w:lineRule="auto"/>
+                    <w:spacing w:before="0" w:after="0" w:line="312" w:lineRule="auto"/>
                   </w:pPr>
                   <w:r>
                     <w:rPr>
@@ -448,14 +433,14 @@
                       <w:b w:val="0"/>
                       <w:i w:val="0"/>
                       <w:color w:val="2B2420"/>
-                      <w:sz w:val="19"/>
+                      <w:sz w:val="18"/>
                     </w:rPr>
                     <w:t>DNI: {{DNI_PACIENTE}}</w:t>
                   </w:r>
                 </w:p>
                 <w:p>
                   <w:pPr>
-                    <w:spacing w:before="0" w:after="20" w:line="324" w:lineRule="auto"/>
+                    <w:spacing w:before="0" w:after="0" w:line="312" w:lineRule="auto"/>
                   </w:pPr>
                   <w:r>
                     <w:rPr>
@@ -463,14 +448,14 @@
                       <w:b w:val="0"/>
                       <w:i w:val="0"/>
                       <w:color w:val="2B2420"/>
-                      <w:sz w:val="19"/>
+                      <w:sz w:val="18"/>
                     </w:rPr>
                     <w:t>{{DIRECCION_PACIENTE_LINEA1}}</w:t>
                   </w:r>
                 </w:p>
                 <w:p>
                   <w:pPr>
-                    <w:spacing w:before="0" w:after="20" w:line="324" w:lineRule="auto"/>
+                    <w:spacing w:before="0" w:after="0" w:line="312" w:lineRule="auto"/>
                   </w:pPr>
                   <w:r>
                     <w:rPr>
@@ -478,7 +463,7 @@
                       <w:b w:val="0"/>
                       <w:i w:val="0"/>
                       <w:color w:val="2B2420"/>
-                      <w:sz w:val="19"/>
+                      <w:sz w:val="18"/>
                     </w:rPr>
                     <w:t>{{DIRECCION_PACIENTE_LINEA2}}</w:t>
                   </w:r>
@@ -489,7 +474,7 @@
           <w:p/>
           <w:p>
             <w:pPr>
-              <w:spacing w:before="0" w:after="120" w:line="312" w:lineRule="auto"/>
+              <w:spacing w:before="0" w:after="80" w:line="288" w:lineRule="auto"/>
             </w:pPr>
           </w:p>
           <w:tbl>
@@ -515,10 +500,10 @@
                     <w:right w:val="single" w:sz="4" w:space="0" w:color="173D30"/>
                   </w:tcBorders>
                   <w:tcMar>
-                    <w:top w:w="120" w:type="dxa"/>
-                    <w:bottom w:w="120" w:type="dxa"/>
-                    <w:left w:w="140" w:type="dxa"/>
-                    <w:right w:w="140" w:type="dxa"/>
+                    <w:top w:w="90" w:type="dxa"/>
+                    <w:bottom w:w="90" w:type="dxa"/>
+                    <w:left w:w="130" w:type="dxa"/>
+                    <w:right w:w="130" w:type="dxa"/>
                   </w:tcMar>
                 </w:tcPr>
                 <w:p>
@@ -529,8 +514,8 @@
                       <w:i w:val="0"/>
                       <w:caps/>
                       <w:color w:val="FDFCFA"/>
-                      <w:sz w:val="17"/>
-                      <w:spacing w:val="14"/>
+                      <w:sz w:val="16"/>
+                      <w:spacing w:val="12"/>
                     </w:rPr>
                     <w:t>Descripción del servicio</w:t>
                   </w:r>
@@ -547,10 +532,10 @@
                     <w:right w:val="single" w:sz="4" w:space="0" w:color="173D30"/>
                   </w:tcBorders>
                   <w:tcMar>
-                    <w:top w:w="120" w:type="dxa"/>
-                    <w:bottom w:w="120" w:type="dxa"/>
-                    <w:left w:w="140" w:type="dxa"/>
-                    <w:right w:w="140" w:type="dxa"/>
+                    <w:top w:w="90" w:type="dxa"/>
+                    <w:bottom w:w="90" w:type="dxa"/>
+                    <w:left w:w="130" w:type="dxa"/>
+                    <w:right w:w="130" w:type="dxa"/>
                   </w:tcMar>
                 </w:tcPr>
                 <w:p>
@@ -561,8 +546,8 @@
                       <w:i w:val="0"/>
                       <w:caps/>
                       <w:color w:val="FDFCFA"/>
-                      <w:sz w:val="17"/>
-                      <w:spacing w:val="14"/>
+                      <w:sz w:val="16"/>
+                      <w:spacing w:val="12"/>
                     </w:rPr>
                     <w:t>Sesiones</w:t>
                   </w:r>
@@ -579,10 +564,10 @@
                     <w:right w:val="single" w:sz="4" w:space="0" w:color="173D30"/>
                   </w:tcBorders>
                   <w:tcMar>
-                    <w:top w:w="120" w:type="dxa"/>
-                    <w:bottom w:w="120" w:type="dxa"/>
-                    <w:left w:w="140" w:type="dxa"/>
-                    <w:right w:w="140" w:type="dxa"/>
+                    <w:top w:w="90" w:type="dxa"/>
+                    <w:bottom w:w="90" w:type="dxa"/>
+                    <w:left w:w="130" w:type="dxa"/>
+                    <w:right w:w="130" w:type="dxa"/>
                   </w:tcMar>
                 </w:tcPr>
                 <w:p>
@@ -596,8 +581,8 @@
                       <w:i w:val="0"/>
                       <w:caps/>
                       <w:color w:val="FDFCFA"/>
-                      <w:sz w:val="17"/>
-                      <w:spacing w:val="14"/>
+                      <w:sz w:val="16"/>
+                      <w:spacing w:val="12"/>
                     </w:rPr>
                     <w:t>Importe</w:t>
                   </w:r>
@@ -614,11 +599,12 @@
                     <w:left w:val="single" w:sz="4" w:space="0" w:color="E3DAC9"/>
                     <w:right w:val="single" w:sz="4" w:space="0" w:color="E3DAC9"/>
                   </w:tcBorders>
+                  <w:shd w:val="clear" w:color="auto" w:fill="FDFCFA"/>
                   <w:tcMar>
-                    <w:top w:w="150" w:type="dxa"/>
-                    <w:bottom w:w="150" w:type="dxa"/>
-                    <w:left w:w="140" w:type="dxa"/>
-                    <w:right w:w="140" w:type="dxa"/>
+                    <w:top w:w="110" w:type="dxa"/>
+                    <w:bottom w:w="110" w:type="dxa"/>
+                    <w:left w:w="130" w:type="dxa"/>
+                    <w:right w:w="130" w:type="dxa"/>
                   </w:tcMar>
                 </w:tcPr>
                 <w:p>
@@ -628,7 +614,7 @@
                       <w:b w:val="0"/>
                       <w:i w:val="0"/>
                       <w:color w:val="2B2420"/>
-                      <w:sz w:val="21"/>
+                      <w:sz w:val="20"/>
                     </w:rPr>
                     <w:t>Honorarios por tratamiento psicológico</w:t>
                   </w:r>
@@ -643,11 +629,12 @@
                     <w:left w:val="single" w:sz="4" w:space="0" w:color="E3DAC9"/>
                     <w:right w:val="single" w:sz="4" w:space="0" w:color="E3DAC9"/>
                   </w:tcBorders>
+                  <w:shd w:val="clear" w:color="auto" w:fill="FDFCFA"/>
                   <w:tcMar>
-                    <w:top w:w="150" w:type="dxa"/>
-                    <w:bottom w:w="150" w:type="dxa"/>
-                    <w:left w:w="140" w:type="dxa"/>
-                    <w:right w:w="140" w:type="dxa"/>
+                    <w:top w:w="110" w:type="dxa"/>
+                    <w:bottom w:w="110" w:type="dxa"/>
+                    <w:left w:w="130" w:type="dxa"/>
+                    <w:right w:w="130" w:type="dxa"/>
                   </w:tcMar>
                 </w:tcPr>
                 <w:p>
@@ -657,7 +644,7 @@
                       <w:b w:val="0"/>
                       <w:i w:val="0"/>
                       <w:color w:val="2B2420"/>
-                      <w:sz w:val="21"/>
+                      <w:sz w:val="20"/>
                     </w:rPr>
                     <w:t>{{NUM_SESIONES}}</w:t>
                   </w:r>
@@ -672,11 +659,12 @@
                     <w:left w:val="single" w:sz="4" w:space="0" w:color="E3DAC9"/>
                     <w:right w:val="single" w:sz="4" w:space="0" w:color="E3DAC9"/>
                   </w:tcBorders>
+                  <w:shd w:val="clear" w:color="auto" w:fill="FDFCFA"/>
                   <w:tcMar>
-                    <w:top w:w="150" w:type="dxa"/>
-                    <w:bottom w:w="150" w:type="dxa"/>
-                    <w:left w:w="140" w:type="dxa"/>
-                    <w:right w:w="140" w:type="dxa"/>
+                    <w:top w:w="110" w:type="dxa"/>
+                    <w:bottom w:w="110" w:type="dxa"/>
+                    <w:left w:w="130" w:type="dxa"/>
+                    <w:right w:w="130" w:type="dxa"/>
                   </w:tcMar>
                 </w:tcPr>
                 <w:p>
@@ -689,7 +677,7 @@
                       <w:b/>
                       <w:i w:val="0"/>
                       <w:color w:val="2B2420"/>
-                      <w:sz w:val="21"/>
+                      <w:sz w:val="20"/>
                     </w:rPr>
                     <w:t>{{IMPORTE}}</w:t>
                   </w:r>
@@ -719,10 +707,10 @@
                     <w:right w:val="single" w:sz="4" w:space="0" w:color="E3DAC9"/>
                   </w:tcBorders>
                   <w:tcMar>
-                    <w:top w:w="120" w:type="dxa"/>
-                    <w:bottom w:w="120" w:type="dxa"/>
-                    <w:left w:w="140" w:type="dxa"/>
-                    <w:right w:w="140" w:type="dxa"/>
+                    <w:top w:w="90" w:type="dxa"/>
+                    <w:bottom w:w="90" w:type="dxa"/>
+                    <w:left w:w="130" w:type="dxa"/>
+                    <w:right w:w="130" w:type="dxa"/>
                   </w:tcMar>
                 </w:tcPr>
                 <w:p>
@@ -732,7 +720,7 @@
                       <w:b w:val="0"/>
                       <w:i/>
                       <w:color w:val="5C6F66"/>
-                      <w:sz w:val="19"/>
+                      <w:sz w:val="18"/>
                     </w:rPr>
                     <w:t>Sesiones {{MES}}: {{SESIONES_FECHAS}}</w:t>
                   </w:r>
@@ -743,7 +731,7 @@
           <w:p/>
           <w:p>
             <w:pPr>
-              <w:spacing w:before="160" w:after="280" w:line="312" w:lineRule="auto"/>
+              <w:spacing w:before="120" w:after="200" w:line="288" w:lineRule="auto"/>
             </w:pPr>
             <w:r>
               <w:rPr>
@@ -751,7 +739,7 @@
                 <w:b w:val="0"/>
                 <w:i/>
                 <w:color w:val="6B6258"/>
-                <w:sz w:val="17"/>
+                <w:sz w:val="16"/>
               </w:rPr>
               <w:t>* Servicio exento de IVA según art. 20.1.3º Ley 37/1992 (servicios de asistencia sanitaria).</w:t>
             </w:r>
@@ -778,10 +766,10 @@
                     <w:right w:val="nil"/>
                   </w:tcBorders>
                   <w:tcMar>
-                    <w:top w:w="170" w:type="dxa"/>
-                    <w:bottom w:w="170" w:type="dxa"/>
-                    <w:left w:w="240" w:type="dxa"/>
-                    <w:right w:w="240" w:type="dxa"/>
+                    <w:top w:w="120" w:type="dxa"/>
+                    <w:bottom w:w="120" w:type="dxa"/>
+                    <w:left w:w="220" w:type="dxa"/>
+                    <w:right w:w="220" w:type="dxa"/>
                   </w:tcMar>
                   <w:vAlign w:val="center"/>
                 </w:tcPr>
@@ -793,8 +781,8 @@
                       <w:i w:val="0"/>
                       <w:caps/>
                       <w:color w:val="FDFCFA"/>
-                      <w:sz w:val="22"/>
-                      <w:spacing w:val="14"/>
+                      <w:sz w:val="21"/>
+                      <w:spacing w:val="12"/>
                     </w:rPr>
                     <w:t>Total a abonar</w:t>
                   </w:r>
@@ -811,10 +799,10 @@
                     <w:right w:val="nil"/>
                   </w:tcBorders>
                   <w:tcMar>
-                    <w:top w:w="170" w:type="dxa"/>
-                    <w:bottom w:w="170" w:type="dxa"/>
-                    <w:left w:w="240" w:type="dxa"/>
-                    <w:right w:w="240" w:type="dxa"/>
+                    <w:top w:w="120" w:type="dxa"/>
+                    <w:bottom w:w="120" w:type="dxa"/>
+                    <w:left w:w="220" w:type="dxa"/>
+                    <w:right w:w="220" w:type="dxa"/>
                   </w:tcMar>
                   <w:vAlign w:val="center"/>
                 </w:tcPr>
@@ -828,7 +816,7 @@
                       <w:b/>
                       <w:i w:val="0"/>
                       <w:color w:val="FDFCFA"/>
-                      <w:sz w:val="36"/>
+                      <w:sz w:val="32"/>
                     </w:rPr>
                     <w:t>{{IMPORTE}}</w:t>
                   </w:r>
@@ -839,12 +827,12 @@
           <w:p/>
           <w:p>
             <w:pPr>
-              <w:spacing w:before="0" w:after="200" w:line="312" w:lineRule="auto"/>
+              <w:spacing w:before="0" w:after="120" w:line="288" w:lineRule="auto"/>
             </w:pPr>
           </w:p>
           <w:p>
             <w:pPr>
-              <w:spacing w:before="0" w:after="40" w:line="360" w:lineRule="auto"/>
+              <w:spacing w:before="0" w:after="20" w:line="336" w:lineRule="auto"/>
             </w:pPr>
             <w:r>
               <w:rPr>
@@ -852,14 +840,14 @@
                 <w:b w:val="0"/>
                 <w:i w:val="0"/>
                 <w:color w:val="2B2420"/>
-                <w:sz w:val="20"/>
+                <w:sz w:val="19"/>
               </w:rPr>
               <w:t>El presente documento acredita los honorarios satisfechos en concepto de tratamiento psicológico correspondientes a {{MES}}.</w:t>
             </w:r>
           </w:p>
           <w:p>
             <w:pPr>
-              <w:spacing w:before="0" w:after="40" w:line="360" w:lineRule="auto"/>
+              <w:spacing w:before="0" w:after="20" w:line="336" w:lineRule="auto"/>
             </w:pPr>
             <w:r>
               <w:rPr>
@@ -867,21 +855,21 @@
                 <w:b w:val="0"/>
                 <w:i w:val="0"/>
                 <w:color w:val="2B2420"/>
-                <w:sz w:val="20"/>
+                <w:sz w:val="19"/>
               </w:rPr>
               <w:t>Emitido en Valencia, a {{FECHA_EMISION}}.</w:t>
             </w:r>
           </w:p>
           <w:p>
             <w:pPr>
-              <w:spacing w:before="0" w:after="480" w:line="312" w:lineRule="auto"/>
+              <w:spacing w:before="0" w:after="280" w:line="288" w:lineRule="auto"/>
             </w:pPr>
           </w:p>
           <w:p>
             <w:pPr>
-              <w:spacing w:before="0" w:after="80" w:line="312" w:lineRule="auto"/>
+              <w:spacing w:before="0" w:after="60" w:line="288" w:lineRule="auto"/>
               <w:pBdr>
-                <w:bottom w:val="single" w:sz="6" w:space="1" w:color="2B2420"/>
+                <w:bottom w:val="single" w:sz="6" w:space="2" w:color="2B2420"/>
               </w:pBdr>
             </w:pPr>
             <w:r>
@@ -890,14 +878,14 @@
                 <w:b w:val="0"/>
                 <w:i w:val="0"/>
                 <w:color w:val="2B2420"/>
-                <w:sz w:val="20"/>
+                <w:sz w:val="4"/>
               </w:rPr>
               <w:t xml:space="preserve"> </w:t>
             </w:r>
           </w:p>
           <w:p>
             <w:pPr>
-              <w:spacing w:before="0" w:after="20" w:line="312" w:lineRule="auto"/>
+              <w:spacing w:before="0" w:after="0" w:line="288" w:lineRule="auto"/>
             </w:pPr>
             <w:r>
               <w:rPr>
@@ -905,14 +893,14 @@
                 <w:b/>
                 <w:i w:val="0"/>
                 <w:color w:val="173D30"/>
-                <w:sz w:val="22"/>
+                <w:sz w:val="21"/>
               </w:rPr>
               <w:t>Daniel Orozco Abia</w:t>
             </w:r>
           </w:p>
           <w:p>
             <w:pPr>
-              <w:spacing w:before="0" w:after="0" w:line="312" w:lineRule="auto"/>
+              <w:spacing w:before="0" w:after="0" w:line="288" w:lineRule="auto"/>
             </w:pPr>
             <w:r>
               <w:rPr>
@@ -920,14 +908,14 @@
                 <w:b w:val="0"/>
                 <w:i w:val="0"/>
                 <w:color w:val="6B6258"/>
-                <w:sz w:val="19"/>
+                <w:sz w:val="18"/>
               </w:rPr>
               <w:t>Psicólogo General Sanitario · Col. CV11515</w:t>
             </w:r>
           </w:p>
           <w:p>
             <w:pPr>
-              <w:spacing w:before="440" w:after="0" w:line="312" w:lineRule="auto"/>
+              <w:spacing w:before="280" w:after="0" w:line="288" w:lineRule="auto"/>
               <w:jc w:val="center"/>
               <w:pBdr>
                 <w:top w:val="single" w:sz="6" w:space="6" w:color="C2A78B"/>
@@ -939,9 +927,9 @@
                 <w:b w:val="0"/>
                 <w:i w:val="0"/>
                 <w:color w:val="6B6258"/>
-                <w:sz w:val="18"/>
+                <w:sz w:val="17"/>
               </w:rPr>
-              <w:t>Calle Embajador Vich 3, 1B  ·  46002 Valencia  ·  Tel. 625 231 297  ·  equipo@theworldismindproject.com</w:t>
+              <w:t>Calle Embajador Vich 3, 1B  ·  46002 Valencia  ·  Tel. 625 231 297  ·  danielorozco@twimproject.com</w:t>
             </w:r>
           </w:p>
         </w:tc>

--- a/documentos-internos/plantillas/factura-mensual-paciente.docx
+++ b/documentos-internos/plantillas/factura-mensual-paciente.docx
@@ -1,7 +1,7 @@
 
 <file path=word/document.xml><?xml version="1.0" encoding="utf-8"?>
 <w:document xmlns:wpc="http://schemas.microsoft.com/office/word/2010/wordprocessingCanvas" xmlns:mo="http://schemas.microsoft.com/office/mac/office/2008/main" xmlns:mc="http://schemas.openxmlformats.org/markup-compatibility/2006" xmlns:mv="urn:schemas-microsoft-com:mac:vml" xmlns:o="urn:schemas-microsoft-com:office:office" xmlns:r="http://schemas.openxmlformats.org/officeDocument/2006/relationships" xmlns:m="http://schemas.openxmlformats.org/officeDocument/2006/math" xmlns:v="urn:schemas-microsoft-com:vml" xmlns:wp14="http://schemas.microsoft.com/office/word/2010/wordprocessingDrawing" xmlns:wp="http://schemas.openxmlformats.org/drawingml/2006/wordprocessingDrawing" xmlns:w10="urn:schemas-microsoft-com:office:word" xmlns:w="http://schemas.openxmlformats.org/wordprocessingml/2006/main" xmlns:w14="http://schemas.microsoft.com/office/word/2010/wordml" xmlns:wpg="http://schemas.microsoft.com/office/word/2010/wordprocessingGroup" xmlns:wpi="http://schemas.microsoft.com/office/word/2010/wordprocessingInk" xmlns:wne="http://schemas.microsoft.com/office/word/2006/wordml" xmlns:wps="http://schemas.microsoft.com/office/word/2010/wordprocessingShape" mc:Ignorable="w14 wp14">
-  <w:background w:color="F5EFE3"/>
+  <w:background w:color="FDFCFA"/>
   <w:body>
     <w:tbl>
       <w:tblPr>
@@ -94,7 +94,7 @@
                 <w:rFonts w:ascii="Century Gothic" w:hAnsi="Century Gothic"/>
                 <w:b w:val="0"/>
                 <w:i w:val="0"/>
-                <w:color w:val="FDFCFA"/>
+                <w:color w:val="FFFFFF"/>
                 <w:sz w:val="19"/>
               </w:rPr>
               <w:t>Daniel Orozco Abia · CV11515</w:t>
@@ -140,7 +140,7 @@
                 <w:rFonts w:ascii="Century Gothic" w:hAnsi="Century Gothic"/>
                 <w:b w:val="0"/>
                 <w:i w:val="0"/>
-                <w:color w:val="FDFCFA"/>
+                <w:color w:val="FFFFFF"/>
                 <w:sz w:val="20"/>
               </w:rPr>
               <w:t>{{NUMERO_FACTURA}}</w:t>
@@ -167,7 +167,7 @@
                 <w:rFonts w:ascii="Century Gothic" w:hAnsi="Century Gothic"/>
                 <w:b w:val="0"/>
                 <w:i w:val="0"/>
-                <w:color w:val="FDFCFA"/>
+                <w:color w:val="FFFFFF"/>
                 <w:sz w:val="20"/>
               </w:rPr>
               <w:t>{{FECHA_EMISION}}</w:t>
@@ -195,7 +195,7 @@
               <w:left w:val="nil"/>
               <w:right w:val="nil"/>
             </w:tcBorders>
-            <w:shd w:val="clear" w:color="auto" w:fill="F5EFE3"/>
+            <w:shd w:val="clear" w:color="auto" w:fill="FDFCFA"/>
             <w:tcMar>
               <w:top w:w="320" w:type="dxa"/>
               <w:bottom w:w="260" w:type="dxa"/>
@@ -273,7 +273,7 @@
                     <w:left w:val="single" w:sz="6" w:space="0" w:color="C2A78B"/>
                     <w:right w:val="single" w:sz="6" w:space="0" w:color="C2A78B"/>
                   </w:tcBorders>
-                  <w:shd w:val="clear" w:color="auto" w:fill="FDFCFA"/>
+                  <w:shd w:val="clear" w:color="auto" w:fill="FFFFFF"/>
                   <w:tcMar>
                     <w:top w:w="110" w:type="dxa"/>
                     <w:bottom w:w="110" w:type="dxa"/>
@@ -383,7 +383,7 @@
                     <w:left w:val="single" w:sz="6" w:space="0" w:color="C2A78B"/>
                     <w:right w:val="single" w:sz="6" w:space="0" w:color="C2A78B"/>
                   </w:tcBorders>
-                  <w:shd w:val="clear" w:color="auto" w:fill="FDFCFA"/>
+                  <w:shd w:val="clear" w:color="auto" w:fill="FFFFFF"/>
                   <w:tcMar>
                     <w:top w:w="110" w:type="dxa"/>
                     <w:bottom w:w="110" w:type="dxa"/>
@@ -513,7 +513,7 @@
                       <w:b/>
                       <w:i w:val="0"/>
                       <w:caps/>
-                      <w:color w:val="FDFCFA"/>
+                      <w:color w:val="FFFFFF"/>
                       <w:sz w:val="16"/>
                       <w:spacing w:val="12"/>
                     </w:rPr>
@@ -545,7 +545,7 @@
                       <w:b/>
                       <w:i w:val="0"/>
                       <w:caps/>
-                      <w:color w:val="FDFCFA"/>
+                      <w:color w:val="FFFFFF"/>
                       <w:sz w:val="16"/>
                       <w:spacing w:val="12"/>
                     </w:rPr>
@@ -580,7 +580,7 @@
                       <w:b/>
                       <w:i w:val="0"/>
                       <w:caps/>
-                      <w:color w:val="FDFCFA"/>
+                      <w:color w:val="FFFFFF"/>
                       <w:sz w:val="16"/>
                       <w:spacing w:val="12"/>
                     </w:rPr>
@@ -599,7 +599,7 @@
                     <w:left w:val="single" w:sz="4" w:space="0" w:color="E3DAC9"/>
                     <w:right w:val="single" w:sz="4" w:space="0" w:color="E3DAC9"/>
                   </w:tcBorders>
-                  <w:shd w:val="clear" w:color="auto" w:fill="FDFCFA"/>
+                  <w:shd w:val="clear" w:color="auto" w:fill="FFFFFF"/>
                   <w:tcMar>
                     <w:top w:w="110" w:type="dxa"/>
                     <w:bottom w:w="110" w:type="dxa"/>
@@ -629,7 +629,7 @@
                     <w:left w:val="single" w:sz="4" w:space="0" w:color="E3DAC9"/>
                     <w:right w:val="single" w:sz="4" w:space="0" w:color="E3DAC9"/>
                   </w:tcBorders>
-                  <w:shd w:val="clear" w:color="auto" w:fill="FDFCFA"/>
+                  <w:shd w:val="clear" w:color="auto" w:fill="FFFFFF"/>
                   <w:tcMar>
                     <w:top w:w="110" w:type="dxa"/>
                     <w:bottom w:w="110" w:type="dxa"/>
@@ -659,7 +659,7 @@
                     <w:left w:val="single" w:sz="4" w:space="0" w:color="E3DAC9"/>
                     <w:right w:val="single" w:sz="4" w:space="0" w:color="E3DAC9"/>
                   </w:tcBorders>
-                  <w:shd w:val="clear" w:color="auto" w:fill="FDFCFA"/>
+                  <w:shd w:val="clear" w:color="auto" w:fill="FFFFFF"/>
                   <w:tcMar>
                     <w:top w:w="110" w:type="dxa"/>
                     <w:bottom w:w="110" w:type="dxa"/>
@@ -780,7 +780,7 @@
                       <w:b/>
                       <w:i w:val="0"/>
                       <w:caps/>
-                      <w:color w:val="FDFCFA"/>
+                      <w:color w:val="FFFFFF"/>
                       <w:sz w:val="21"/>
                       <w:spacing w:val="12"/>
                     </w:rPr>
@@ -815,7 +815,7 @@
                       <w:rFonts w:ascii="Century Gothic" w:hAnsi="Century Gothic"/>
                       <w:b/>
                       <w:i w:val="0"/>
-                      <w:color w:val="FDFCFA"/>
+                      <w:color w:val="FFFFFF"/>
                       <w:sz w:val="32"/>
                     </w:rPr>
                     <w:t>{{IMPORTE}}</w:t>
